--- a/ChromeExtension ItemATAPartNumber/Chrome Extension/How to Run the Application.docx
+++ b/ChromeExtension ItemATAPartNumber/Chrome Extension/How to Run the Application.docx
@@ -1,6 +1,6 @@
 
 <file path=word/document.xml><?xml version="1.0" encoding="utf-8"?>
-<w:document xmlns:wpc="http://schemas.microsoft.com/office/word/2010/wordprocessingCanvas" xmlns:cx="http://schemas.microsoft.com/office/drawing/2014/chartex" xmlns:cx1="http://schemas.microsoft.com/office/drawing/2015/9/8/chartex" xmlns:cx2="http://schemas.microsoft.com/office/drawing/2015/10/21/chartex" xmlns:cx3="http://schemas.microsoft.com/office/drawing/2016/5/9/chartex" xmlns:cx4="http://schemas.microsoft.com/office/drawing/2016/5/10/chartex" xmlns:cx5="http://schemas.microsoft.com/office/drawing/2016/5/11/chartex" xmlns:cx6="http://schemas.microsoft.com/office/drawing/2016/5/12/chartex" xmlns:cx7="http://schemas.microsoft.com/office/drawing/2016/5/13/chartex" xmlns:cx8="http://schemas.microsoft.com/office/drawing/2016/5/14/chartex" xmlns:mc="http://schemas.openxmlformats.org/markup-compatibility/2006" xmlns:aink="http://schemas.microsoft.com/office/drawing/2016/ink" xmlns:am3d="http://schemas.microsoft.com/office/drawing/2017/model3d" xmlns:o="urn:schemas-microsoft-com:office:office" xmlns:oel="http://schemas.microsoft.com/office/2019/extlst" xmlns:r="http://schemas.openxmlformats.org/officeDocument/2006/relationships" xmlns:m="http://schemas.openxmlformats.org/officeDocument/2006/math" xmlns:v="urn:schemas-microsoft-com:vml" xmlns:wp14="http://schemas.microsoft.com/office/word/2010/wordprocessingDrawing" xmlns:wp="http://schemas.openxmlformats.org/drawingml/2006/wordprocessingDrawing" xmlns:w10="urn:schemas-microsoft-com:office:word" xmlns:w="http://schemas.openxmlformats.org/wordprocessingml/2006/main" xmlns:w14="http://schemas.microsoft.com/office/word/2010/wordml" xmlns:w15="http://schemas.microsoft.com/office/word/2012/wordml" xmlns:w16cex="http://schemas.microsoft.com/office/word/2018/wordml/cex" xmlns:w16cid="http://schemas.microsoft.com/office/word/2016/wordml/cid" xmlns:w16="http://schemas.microsoft.com/office/word/2018/wordml" xmlns:w16du="http://schemas.microsoft.com/office/word/2023/wordml/word16du" xmlns:w16sdtdh="http://schemas.microsoft.com/office/word/2020/wordml/sdtdatahash" xmlns:w16sdtfl="http://schemas.microsoft.com/office/word/2024/wordml/sdtformatlock" xmlns:w16se="http://schemas.microsoft.com/office/word/2015/wordml/symex" xmlns:wpg="http://schemas.microsoft.com/office/word/2010/wordprocessingGroup" xmlns:wpi="http://schemas.microsoft.com/office/word/2010/wordprocessingInk" xmlns:wne="http://schemas.microsoft.com/office/word/2006/wordml" xmlns:wps="http://schemas.microsoft.com/office/word/2010/wordprocessingShape" mc:Ignorable="w14 w15 w16se w16cid w16 w16cex w16sdtdh w16sdtfl w16du wp14">
+<w:document xmlns:wpc="http://schemas.microsoft.com/office/word/2010/wordprocessingCanvas" xmlns:cx="http://schemas.microsoft.com/office/drawing/2014/chartex" xmlns:cx1="http://schemas.microsoft.com/office/drawing/2015/9/8/chartex" xmlns:cx2="http://schemas.microsoft.com/office/drawing/2015/10/21/chartex" xmlns:cx3="http://schemas.microsoft.com/office/drawing/2016/5/9/chartex" xmlns:cx4="http://schemas.microsoft.com/office/drawing/2016/5/10/chartex" xmlns:cx5="http://schemas.microsoft.com/office/drawing/2016/5/11/chartex" xmlns:cx6="http://schemas.microsoft.com/office/drawing/2016/5/12/chartex" xmlns:cx7="http://schemas.microsoft.com/office/drawing/2016/5/13/chartex" xmlns:cx8="http://schemas.microsoft.com/office/drawing/2016/5/14/chartex" xmlns:mc="http://schemas.openxmlformats.org/markup-compatibility/2006" xmlns:aink="http://schemas.microsoft.com/office/drawing/2016/ink" xmlns:am3d="http://schemas.microsoft.com/office/drawing/2017/model3d" xmlns:o="urn:schemas-microsoft-com:office:office" xmlns:oel="http://schemas.microsoft.com/office/2019/extlst" xmlns:r="http://schemas.openxmlformats.org/officeDocument/2006/relationships" xmlns:m="http://schemas.openxmlformats.org/officeDocument/2006/math" xmlns:v="urn:schemas-microsoft-com:vml" xmlns:wp14="http://schemas.microsoft.com/office/word/2010/wordprocessingDrawing" xmlns:wp="http://schemas.openxmlformats.org/drawingml/2006/wordprocessingDrawing" xmlns:w10="urn:schemas-microsoft-com:office:word" xmlns:w="http://schemas.openxmlformats.org/wordprocessingml/2006/main" xmlns:w14="http://schemas.microsoft.com/office/word/2010/wordml" xmlns:w15="http://schemas.microsoft.com/office/word/2012/wordml" xmlns:w16cei="http://schemas.microsoft.com/office/word/2026/wordml/cei" xmlns:w16cex="http://schemas.microsoft.com/office/word/2018/wordml/cex" xmlns:w16cid="http://schemas.microsoft.com/office/word/2016/wordml/cid" xmlns:w16="http://schemas.microsoft.com/office/word/2018/wordml" xmlns:w16du="http://schemas.microsoft.com/office/word/2023/wordml/word16du" xmlns:w16sdtdh="http://schemas.microsoft.com/office/word/2020/wordml/sdtdatahash" xmlns:w16sdtfl="http://schemas.microsoft.com/office/word/2024/wordml/sdtformatlock" xmlns:w16se="http://schemas.microsoft.com/office/word/2015/wordml/symex" xmlns:wpg="http://schemas.microsoft.com/office/word/2010/wordprocessingGroup" xmlns:wpi="http://schemas.microsoft.com/office/word/2010/wordprocessingInk" xmlns:wne="http://schemas.microsoft.com/office/word/2006/wordml" xmlns:wps="http://schemas.microsoft.com/office/word/2010/wordprocessingShape" mc:Ignorable="w14 w15 w16se w16cid w16 w16cex w16sdtdh w16sdtfl w16du wp14">
   <w:body>
     <w:p>
       <w:pPr>
@@ -76,13 +76,22 @@
         </w:rPr>
       </w:pPr>
       <w:r>
-        <w:t>Select any item number in the Engine Manual in Chrome, right-click it, and select “Chrome Extension – EAPD</w:t>
+        <w:t>Select any item number in the Engine Manual in Chrome, right-click it, and select “Chrome Extension – E</w:t>
+      </w:r>
+      <w:r>
+        <w:t>I</w:t>
+      </w:r>
+      <w:r>
+        <w:t>PD</w:t>
       </w:r>
       <w:r>
         <w:t xml:space="preserve"> -&gt; </w:t>
       </w:r>
       <w:r>
-        <w:t>Find ATA Code and PN</w:t>
+        <w:t xml:space="preserve">Find ATA Code </w:t>
+      </w:r>
+      <w:r>
+        <w:t>&amp; Part Number</w:t>
       </w:r>
       <w:r>
         <w:t>” from the context menu.</w:t>
@@ -90,14 +99,11 @@
     </w:p>
     <w:p>
       <w:r>
-        <w:rPr>
-          <w:noProof/>
-        </w:rPr>
         <w:drawing>
-          <wp:inline distT="0" distB="0" distL="0" distR="0" wp14:anchorId="18D5B8B9" wp14:editId="05507F7F">
-            <wp:extent cx="5934075" cy="2638425"/>
-            <wp:effectExtent l="0" t="0" r="9525" b="9525"/>
-            <wp:docPr id="349541729" name="Picture 1"/>
+          <wp:inline distT="0" distB="0" distL="0" distR="0" wp14:anchorId="03DF4FF7" wp14:editId="719F8056">
+            <wp:extent cx="5943600" cy="3282315"/>
+            <wp:effectExtent l="0" t="0" r="0" b="0"/>
+            <wp:docPr id="1071507678" name="Picture 1"/>
             <wp:cNvGraphicFramePr>
               <a:graphicFrameLocks xmlns:a="http://schemas.openxmlformats.org/drawingml/2006/main" noChangeAspect="1"/>
             </wp:cNvGraphicFramePr>
@@ -105,91 +111,11 @@
               <a:graphicData uri="http://schemas.openxmlformats.org/drawingml/2006/picture">
                 <pic:pic xmlns:pic="http://schemas.openxmlformats.org/drawingml/2006/picture">
                   <pic:nvPicPr>
-                    <pic:cNvPr id="0" name="Picture 1"/>
-                    <pic:cNvPicPr>
-                      <a:picLocks noChangeAspect="1" noChangeArrowheads="1"/>
-                    </pic:cNvPicPr>
-                  </pic:nvPicPr>
-                  <pic:blipFill>
-                    <a:blip r:embed="rId5">
-                      <a:extLst>
-                        <a:ext uri="{28A0092B-C50C-407E-A947-70E740481C1C}">
-                          <a14:useLocalDpi xmlns:a14="http://schemas.microsoft.com/office/drawing/2010/main" val="0"/>
-                        </a:ext>
-                      </a:extLst>
-                    </a:blip>
-                    <a:srcRect/>
-                    <a:stretch>
-                      <a:fillRect/>
-                    </a:stretch>
-                  </pic:blipFill>
-                  <pic:spPr bwMode="auto">
-                    <a:xfrm>
-                      <a:off x="0" y="0"/>
-                      <a:ext cx="5934075" cy="2638425"/>
-                    </a:xfrm>
-                    <a:prstGeom prst="rect">
-                      <a:avLst/>
-                    </a:prstGeom>
-                    <a:noFill/>
-                    <a:ln>
-                      <a:noFill/>
-                    </a:ln>
-                  </pic:spPr>
-                </pic:pic>
-              </a:graphicData>
-            </a:graphic>
-          </wp:inline>
-        </w:drawing>
-      </w:r>
-    </w:p>
-    <w:p>
-      <w:pPr>
-        <w:jc w:val="both"/>
-        <w:rPr>
-          <w:i/>
-          <w:iCs/>
-        </w:rPr>
-      </w:pPr>
-    </w:p>
-    <w:p>
-      <w:pPr>
-        <w:jc w:val="both"/>
-      </w:pPr>
-      <w:r>
-        <w:t>the following output will be shown</w:t>
-      </w:r>
-    </w:p>
-    <w:p>
-      <w:pPr>
-        <w:jc w:val="center"/>
-        <w:rPr>
-          <w:i/>
-          <w:iCs/>
-        </w:rPr>
-      </w:pPr>
-      <w:r>
-        <w:rPr>
-          <w:i/>
-          <w:iCs/>
-        </w:rPr>
-        <w:drawing>
-          <wp:inline distT="0" distB="0" distL="0" distR="0" wp14:anchorId="2635B8CF" wp14:editId="75FF922C">
-            <wp:extent cx="5696745" cy="1981477"/>
-            <wp:effectExtent l="0" t="0" r="0" b="0"/>
-            <wp:docPr id="151551223" name="Picture 1"/>
-            <wp:cNvGraphicFramePr>
-              <a:graphicFrameLocks xmlns:a="http://schemas.openxmlformats.org/drawingml/2006/main" noChangeAspect="1"/>
-            </wp:cNvGraphicFramePr>
-            <a:graphic xmlns:a="http://schemas.openxmlformats.org/drawingml/2006/main">
-              <a:graphicData uri="http://schemas.openxmlformats.org/drawingml/2006/picture">
-                <pic:pic xmlns:pic="http://schemas.openxmlformats.org/drawingml/2006/picture">
-                  <pic:nvPicPr>
-                    <pic:cNvPr id="151551223" name=""/>
+                    <pic:cNvPr id="1071507678" name=""/>
                     <pic:cNvPicPr/>
                   </pic:nvPicPr>
                   <pic:blipFill>
-                    <a:blip r:embed="rId6"/>
+                    <a:blip r:embed="rId5"/>
                     <a:stretch>
                       <a:fillRect/>
                     </a:stretch>
@@ -197,7 +123,7 @@
                   <pic:spPr>
                     <a:xfrm>
                       <a:off x="0" y="0"/>
-                      <a:ext cx="5696745" cy="1981477"/>
+                      <a:ext cx="5943600" cy="3282315"/>
                     </a:xfrm>
                     <a:prstGeom prst="rect">
                       <a:avLst/>
@@ -212,6 +138,74 @@
     </w:p>
     <w:p>
       <w:pPr>
+        <w:jc w:val="both"/>
+        <w:rPr>
+          <w:i/>
+          <w:iCs/>
+        </w:rPr>
+      </w:pPr>
+    </w:p>
+    <w:p>
+      <w:pPr>
+        <w:jc w:val="both"/>
+      </w:pPr>
+      <w:r>
+        <w:t>the following output will be shown</w:t>
+      </w:r>
+    </w:p>
+    <w:p>
+      <w:pPr>
+        <w:jc w:val="center"/>
+        <w:rPr>
+          <w:i/>
+          <w:iCs/>
+        </w:rPr>
+      </w:pPr>
+      <w:r>
+        <w:rPr>
+          <w:i/>
+          <w:iCs/>
+        </w:rPr>
+        <w:lastRenderedPageBreak/>
+        <w:drawing>
+          <wp:inline distT="0" distB="0" distL="0" distR="0" wp14:anchorId="60AFB7F2" wp14:editId="408D941A">
+            <wp:extent cx="5943600" cy="4752975"/>
+            <wp:effectExtent l="0" t="0" r="0" b="9525"/>
+            <wp:docPr id="763849566" name="Picture 1"/>
+            <wp:cNvGraphicFramePr>
+              <a:graphicFrameLocks xmlns:a="http://schemas.openxmlformats.org/drawingml/2006/main" noChangeAspect="1"/>
+            </wp:cNvGraphicFramePr>
+            <a:graphic xmlns:a="http://schemas.openxmlformats.org/drawingml/2006/main">
+              <a:graphicData uri="http://schemas.openxmlformats.org/drawingml/2006/picture">
+                <pic:pic xmlns:pic="http://schemas.openxmlformats.org/drawingml/2006/picture">
+                  <pic:nvPicPr>
+                    <pic:cNvPr id="763849566" name=""/>
+                    <pic:cNvPicPr/>
+                  </pic:nvPicPr>
+                  <pic:blipFill>
+                    <a:blip r:embed="rId6"/>
+                    <a:stretch>
+                      <a:fillRect/>
+                    </a:stretch>
+                  </pic:blipFill>
+                  <pic:spPr>
+                    <a:xfrm>
+                      <a:off x="0" y="0"/>
+                      <a:ext cx="5943600" cy="4752975"/>
+                    </a:xfrm>
+                    <a:prstGeom prst="rect">
+                      <a:avLst/>
+                    </a:prstGeom>
+                  </pic:spPr>
+                </pic:pic>
+              </a:graphicData>
+            </a:graphic>
+          </wp:inline>
+        </w:drawing>
+      </w:r>
+    </w:p>
+    <w:p>
+      <w:pPr>
         <w:jc w:val="center"/>
       </w:pPr>
     </w:p>
@@ -231,7 +225,7 @@
 </file>
 
 <file path=word/numbering.xml><?xml version="1.0" encoding="utf-8"?>
-<w:numbering xmlns:wpc="http://schemas.microsoft.com/office/word/2010/wordprocessingCanvas" xmlns:cx="http://schemas.microsoft.com/office/drawing/2014/chartex" xmlns:cx1="http://schemas.microsoft.com/office/drawing/2015/9/8/chartex" xmlns:cx2="http://schemas.microsoft.com/office/drawing/2015/10/21/chartex" xmlns:cx3="http://schemas.microsoft.com/office/drawing/2016/5/9/chartex" xmlns:cx4="http://schemas.microsoft.com/office/drawing/2016/5/10/chartex" xmlns:cx5="http://schemas.microsoft.com/office/drawing/2016/5/11/chartex" xmlns:cx6="http://schemas.microsoft.com/office/drawing/2016/5/12/chartex" xmlns:cx7="http://schemas.microsoft.com/office/drawing/2016/5/13/chartex" xmlns:cx8="http://schemas.microsoft.com/office/drawing/2016/5/14/chartex" xmlns:mc="http://schemas.openxmlformats.org/markup-compatibility/2006" xmlns:aink="http://schemas.microsoft.com/office/drawing/2016/ink" xmlns:am3d="http://schemas.microsoft.com/office/drawing/2017/model3d" xmlns:o="urn:schemas-microsoft-com:office:office" xmlns:oel="http://schemas.microsoft.com/office/2019/extlst" xmlns:r="http://schemas.openxmlformats.org/officeDocument/2006/relationships" xmlns:m="http://schemas.openxmlformats.org/officeDocument/2006/math" xmlns:v="urn:schemas-microsoft-com:vml" xmlns:wp14="http://schemas.microsoft.com/office/word/2010/wordprocessingDrawing" xmlns:wp="http://schemas.openxmlformats.org/drawingml/2006/wordprocessingDrawing" xmlns:w10="urn:schemas-microsoft-com:office:word" xmlns:w="http://schemas.openxmlformats.org/wordprocessingml/2006/main" xmlns:w14="http://schemas.microsoft.com/office/word/2010/wordml" xmlns:w15="http://schemas.microsoft.com/office/word/2012/wordml" xmlns:w16cex="http://schemas.microsoft.com/office/word/2018/wordml/cex" xmlns:w16cid="http://schemas.microsoft.com/office/word/2016/wordml/cid" xmlns:w16="http://schemas.microsoft.com/office/word/2018/wordml" xmlns:w16du="http://schemas.microsoft.com/office/word/2023/wordml/word16du" xmlns:w16sdtdh="http://schemas.microsoft.com/office/word/2020/wordml/sdtdatahash" xmlns:w16sdtfl="http://schemas.microsoft.com/office/word/2024/wordml/sdtformatlock" xmlns:w16se="http://schemas.microsoft.com/office/word/2015/wordml/symex" xmlns:wpg="http://schemas.microsoft.com/office/word/2010/wordprocessingGroup" xmlns:wpi="http://schemas.microsoft.com/office/word/2010/wordprocessingInk" xmlns:wne="http://schemas.microsoft.com/office/word/2006/wordml" xmlns:wps="http://schemas.microsoft.com/office/word/2010/wordprocessingShape" mc:Ignorable="w14 w15 w16se w16cid w16 w16cex w16sdtdh w16sdtfl w16du wp14">
+<w:numbering xmlns:wpc="http://schemas.microsoft.com/office/word/2010/wordprocessingCanvas" xmlns:cx="http://schemas.microsoft.com/office/drawing/2014/chartex" xmlns:cx1="http://schemas.microsoft.com/office/drawing/2015/9/8/chartex" xmlns:cx2="http://schemas.microsoft.com/office/drawing/2015/10/21/chartex" xmlns:cx3="http://schemas.microsoft.com/office/drawing/2016/5/9/chartex" xmlns:cx4="http://schemas.microsoft.com/office/drawing/2016/5/10/chartex" xmlns:cx5="http://schemas.microsoft.com/office/drawing/2016/5/11/chartex" xmlns:cx6="http://schemas.microsoft.com/office/drawing/2016/5/12/chartex" xmlns:cx7="http://schemas.microsoft.com/office/drawing/2016/5/13/chartex" xmlns:cx8="http://schemas.microsoft.com/office/drawing/2016/5/14/chartex" xmlns:mc="http://schemas.openxmlformats.org/markup-compatibility/2006" xmlns:aink="http://schemas.microsoft.com/office/drawing/2016/ink" xmlns:am3d="http://schemas.microsoft.com/office/drawing/2017/model3d" xmlns:o="urn:schemas-microsoft-com:office:office" xmlns:oel="http://schemas.microsoft.com/office/2019/extlst" xmlns:r="http://schemas.openxmlformats.org/officeDocument/2006/relationships" xmlns:m="http://schemas.openxmlformats.org/officeDocument/2006/math" xmlns:v="urn:schemas-microsoft-com:vml" xmlns:wp14="http://schemas.microsoft.com/office/word/2010/wordprocessingDrawing" xmlns:wp="http://schemas.openxmlformats.org/drawingml/2006/wordprocessingDrawing" xmlns:w10="urn:schemas-microsoft-com:office:word" xmlns:w="http://schemas.openxmlformats.org/wordprocessingml/2006/main" xmlns:w14="http://schemas.microsoft.com/office/word/2010/wordml" xmlns:w15="http://schemas.microsoft.com/office/word/2012/wordml" xmlns:w16cei="http://schemas.microsoft.com/office/word/2026/wordml/cei" xmlns:w16cex="http://schemas.microsoft.com/office/word/2018/wordml/cex" xmlns:w16cid="http://schemas.microsoft.com/office/word/2016/wordml/cid" xmlns:w16="http://schemas.microsoft.com/office/word/2018/wordml" xmlns:w16du="http://schemas.microsoft.com/office/word/2023/wordml/word16du" xmlns:w16sdtdh="http://schemas.microsoft.com/office/word/2020/wordml/sdtdatahash" xmlns:w16sdtfl="http://schemas.microsoft.com/office/word/2024/wordml/sdtformatlock" xmlns:w16se="http://schemas.microsoft.com/office/word/2015/wordml/symex" xmlns:wpg="http://schemas.microsoft.com/office/word/2010/wordprocessingGroup" xmlns:wpi="http://schemas.microsoft.com/office/word/2010/wordprocessingInk" xmlns:wne="http://schemas.microsoft.com/office/word/2006/wordml" xmlns:wps="http://schemas.microsoft.com/office/word/2010/wordprocessingShape" mc:Ignorable="w14 w15 w16se w16cid w16 w16cex w16sdtdh w16sdtfl w16du wp14">
   <w:abstractNum w:abstractNumId="0" w15:restartNumberingAfterBreak="0">
     <w:nsid w:val="3D5D4E16"/>
     <w:multiLevelType w:val="hybridMultilevel"/>
@@ -955,6 +949,7 @@
   <w:style w:type="character" w:default="1" w:styleId="DefaultParagraphFont">
     <w:name w:val="Default Paragraph Font"/>
     <w:uiPriority w:val="1"/>
+    <w:semiHidden/>
     <w:unhideWhenUsed/>
   </w:style>
   <w:style w:type="table" w:default="1" w:styleId="TableNormal">
